--- a/module1/ss3_pseudo_code_and_flowchart/bai_tap/BaiTap5.docx
+++ b/module1/ss3_pseudo_code_and_flowchart/bai_tap/BaiTap5.docx
@@ -72,12 +72,21 @@
         <w:t xml:space="preserve">   INPUT </w:t>
       </w:r>
       <w:r>
-        <w:t>nhập thang điểm của học viên &lt; = 100</w:t>
-      </w:r>
-    </w:p>
-    <w:p>
-      <w:r>
-        <w:t xml:space="preserve">   If thang điểm &gt; = 75 Then</w:t>
+        <w:t>nhậ</w:t>
+      </w:r>
+      <w:r>
+        <w:t>p</w:t>
+      </w:r>
+      <w:r>
+        <w:t xml:space="preserve"> điểm của học viên &lt; = 100</w:t>
+      </w:r>
+    </w:p>
+    <w:p>
+      <w:r>
+        <w:t xml:space="preserve">   If </w:t>
+      </w:r>
+      <w:r>
+        <w:t xml:space="preserve"> điểm &gt; = 75 Then</w:t>
       </w:r>
     </w:p>
     <w:p>
@@ -87,55 +96,82 @@
     </w:p>
     <w:p>
       <w:r>
-        <w:t xml:space="preserve">   If thang điểm 60 &lt; = điểm &lt;  75 Then </w:t>
-      </w:r>
-    </w:p>
-    <w:p>
-      <w:r>
-        <w:t xml:space="preserve">      Display “ loại B “</w:t>
-      </w:r>
-    </w:p>
-    <w:p>
-      <w:r>
-        <w:t xml:space="preserve">   If thang điểm 45 &lt; = điểm &lt; 60 Then</w:t>
-      </w:r>
-    </w:p>
-    <w:p>
-      <w:r>
-        <w:t xml:space="preserve">      Display “ loại C “</w:t>
-      </w:r>
-    </w:p>
-    <w:p>
-      <w:r>
-        <w:t xml:space="preserve">   If thang điểm 30 &lt; = điểm &lt; 45 Then</w:t>
-      </w:r>
-    </w:p>
-    <w:p>
-      <w:r>
-        <w:t xml:space="preserve">      Display “ loại D “</w:t>
-      </w:r>
-    </w:p>
-    <w:p>
-      <w:r>
-        <w:t xml:space="preserve">   If thang điểm &lt; 30 Then</w:t>
-      </w:r>
-    </w:p>
-    <w:p>
-      <w:r>
-        <w:t xml:space="preserve">      Display “ loại E “</w:t>
-      </w:r>
-    </w:p>
-    <w:p>
-      <w:r>
-        <w:t xml:space="preserve">   END If</w:t>
-      </w:r>
-    </w:p>
-    <w:p>
-      <w:r>
-        <w:t>END</w:t>
+        <w:t xml:space="preserve">   </w:t>
       </w:r>
       <w:bookmarkStart w:id="0" w:name="_GoBack"/>
       <w:bookmarkEnd w:id="0"/>
+      <w:r>
+        <w:t xml:space="preserve">Else </w:t>
+      </w:r>
+      <w:r>
+        <w:t>điểm 60 &lt; = điể</w:t>
+      </w:r>
+      <w:r>
+        <w:t xml:space="preserve">m </w:t>
+      </w:r>
+      <w:r>
+        <w:t xml:space="preserve"> Then </w:t>
+      </w:r>
+    </w:p>
+    <w:p>
+      <w:r>
+        <w:t xml:space="preserve">      Display “ loại B “</w:t>
+      </w:r>
+    </w:p>
+    <w:p>
+      <w:r>
+        <w:t xml:space="preserve">   Else</w:t>
+      </w:r>
+      <w:r>
+        <w:t xml:space="preserve"> điể</w:t>
+      </w:r>
+      <w:r>
+        <w:t>m 45 &lt; = điểm</w:t>
+      </w:r>
+      <w:r>
+        <w:t xml:space="preserve"> Then</w:t>
+      </w:r>
+    </w:p>
+    <w:p>
+      <w:r>
+        <w:t xml:space="preserve">      Display “ loại C “</w:t>
+      </w:r>
+    </w:p>
+    <w:p>
+      <w:r>
+        <w:t xml:space="preserve">   Else</w:t>
+      </w:r>
+      <w:r>
+        <w:t xml:space="preserve"> điểm 30 &lt; = điểm &lt; 45 Then</w:t>
+      </w:r>
+    </w:p>
+    <w:p>
+      <w:r>
+        <w:t xml:space="preserve">      Display “ loại D “</w:t>
+      </w:r>
+    </w:p>
+    <w:p>
+      <w:r>
+        <w:t xml:space="preserve">   Else</w:t>
+      </w:r>
+      <w:r>
+        <w:t xml:space="preserve"> điểm &lt; 30 Then</w:t>
+      </w:r>
+    </w:p>
+    <w:p>
+      <w:r>
+        <w:t xml:space="preserve">      Display “ loại E “</w:t>
+      </w:r>
+    </w:p>
+    <w:p>
+      <w:r>
+        <w:t xml:space="preserve">   END If</w:t>
+      </w:r>
+    </w:p>
+    <w:p>
+      <w:r>
+        <w:t>END</w:t>
+      </w:r>
     </w:p>
     <w:sectPr>
       <w:pgSz w:w="11907" w:h="16840" w:code="9"/>
